--- a/generated-contracts/src/main/resources/templates/GiayGioiThieu.docx
+++ b/generated-contracts/src/main/resources/templates/GiayGioiThieu.docx
@@ -230,7 +230,7 @@
           <w:b/>
           <w:sz w:val="26"/>
         </w:rPr>
-        <w:t>Nguyễn Đồng Chính</w:t>
+        <w:t>Vũ Xuân Long</w:t>
       </w:r>
     </w:p>
     <w:p>
@@ -260,8 +260,17 @@
           <w:rFonts w:ascii="Times New Roman" w:hAnsi="Times New Roman"/>
           <w:sz w:val="26"/>
         </w:rPr>
-        <w:t>ĐT: 0343.304.666</w:t>
-      </w:r>
+        <w:t xml:space="preserve">ĐT: </w:t>
+      </w:r>
+      <w:r>
+        <w:rPr>
+          <w:rFonts w:ascii="Times New Roman" w:hAnsi="Times New Roman"/>
+          <w:sz w:val="26"/>
+        </w:rPr>
+        <w:t>0987.858.237</w:t>
+      </w:r>
+      <w:bookmarkStart w:id="0" w:name="_GoBack"/>
+      <w:bookmarkEnd w:id="0"/>
     </w:p>
     <w:p>
       <w:pPr>
@@ -527,8 +536,6 @@
         <w:tab/>
         <w:t xml:space="preserve">        </w:t>
       </w:r>
-      <w:bookmarkStart w:id="0" w:name="_GoBack"/>
-      <w:bookmarkEnd w:id="0"/>
       <w:r>
         <w:rPr>
           <w:rFonts w:ascii="Times New Roman" w:hAnsi="Times New Roman"/>
